--- a/landing-page/program-detail/girne-american-university/executive-mba/09-emba-in-human-resources-management.docx
+++ b/landing-page/program-detail/girne-american-university/executive-mba/09-emba-in-human-resources-management.docx
@@ -336,7 +336,7 @@
     </w:p>
     <w:p>
       <w:r>
-        <w:t>Chief people officers now sit with numbers on the table and regulators on the phone, and most reached the seat through instinct and experience rather than formal preparation. This Executive MBA supplies the preparation. The executive core covers strategy, finance, and operations, then the specialization goes where modern HR leadership actually lives: international human resource management across the jurisdictions a Gulf workforce spans, and human resource analytics, the discipline that turned people decisions into defensible ones.</w:t>
+        <w:t>Chief people officers now sit with numbers on the table and regulators on the phone, and most reached the seat through instinct and experience rather than formal preparation. This Executive MBA supplies the preparation. The executive core covers strategy, finance, and operations, then the specialisation goes where modern HR leadership actually lives: international human resource management across the jurisdictions a Gulf workforce spans, and human resource analytics, the discipline that turned people decisions into defensible ones.</w:t>
       </w:r>
     </w:p>
     <w:p>
@@ -362,7 +362,7 @@
     </w:p>
     <w:p>
       <w:r>
-        <w:t>Human resource analytics is a named module of the specialization, which is where the function's credibility now comes from.</w:t>
+        <w:t>Human resource analytics is a named module of the specialisation, which is where the function's credibility now comes from.</w:t>
       </w:r>
     </w:p>
     <w:p>
@@ -401,7 +401,7 @@
     </w:p>
     <w:p>
       <w:r>
-        <w:t>Point the final investigation at a live question from your organization and finish with a plan your board can act on.</w:t>
+        <w:t>Point the final investigation at a live question from your organisation and finish with a plan your board can act on.</w:t>
       </w:r>
     </w:p>
     <w:p>
@@ -616,7 +616,7 @@
     </w:p>
     <w:p>
       <w:r>
-        <w:t>Three movements: the executive core, the human resources specialization, and the graduate research project.</w:t>
+        <w:t>Three movements: the executive core, the human resources specialisation, and the graduate research project.</w:t>
       </w:r>
     </w:p>
     <w:p>
@@ -658,7 +658,7 @@
         <w:spacing w:before="200"/>
       </w:pPr>
       <w:r>
-        <w:t>Stage 2 · Human resources specialization</w:t>
+        <w:t>Stage 2 · Human resources specialisation</w:t>
       </w:r>
     </w:p>
     <w:p>
@@ -699,7 +699,7 @@
         <w:pStyle w:val="ListBullet"/>
       </w:pPr>
       <w:r>
-        <w:t>A supervised investigation of a people leadership question, often drawn from the participant's own organization</w:t>
+        <w:t>A supervised investigation of a people leadership question, often drawn from the participant's own organisation</w:t>
       </w:r>
     </w:p>
     <w:p>
@@ -940,7 +940,7 @@
     </w:p>
     <w:p>
       <w:r>
-        <w:t>With expatriates making up roughly 87% of Dubai's population, attraction and retention are the business, and Taggd's 2026 study reports nine in ten employers struggling to find qualified candidates.</w:t>
+        <w:t>With expatriates making up the large majority of Dubai's population, attraction and retention are the business, and employers keep reporting shortages of qualified candidates.</w:t>
       </w:r>
     </w:p>
     <w:p>
@@ -953,7 +953,7 @@
     </w:p>
     <w:p>
       <w:r>
-        <w:t>Workforce planning now answers to dashboards and boards. The specialization's analytics module matches how Gulf CHROs are being evaluated.</w:t>
+        <w:t>Workforce planning now answers to dashboards and boards. The specialisation's analytics module matches how Gulf CHROs are being evaluated.</w:t>
       </w:r>
     </w:p>
     <w:p>
@@ -979,7 +979,7 @@
     </w:p>
     <w:p>
       <w:r>
-        <w:t>Finish on a live question from your own organization and graduate with a document your leadership has already seen.</w:t>
+        <w:t>Finish on a live question from your own organisation and graduate with a document your leadership has already seen.</w:t>
       </w:r>
     </w:p>
     <w:p>

--- a/landing-page/program-detail/girne-american-university/executive-mba/09-emba-in-human-resources-management.docx
+++ b/landing-page/program-detail/girne-american-university/executive-mba/09-emba-in-human-resources-management.docx
@@ -38,7 +38,7 @@
         <w:t xml:space="preserve">Meta Description: </w:t>
       </w:r>
       <w:r>
-        <w:t>12 to 18-month Executive MBA in Human Resources Management from Girne American University. Online senior cohort, AED instalments. Enquire now.</w:t>
+        <w:t>12 to 18-month Executive MBA in Human Resources Management from Girne American University. Online senior cohort, AED installments. Enquire now.</w:t>
       </w:r>
     </w:p>
     <w:p>
@@ -126,7 +126,7 @@
         <w:pStyle w:val="Heading2"/>
       </w:pPr>
       <w:r>
-        <w:t>Programme at a Glance</w:t>
+        <w:t>Program At A Glance</w:t>
       </w:r>
     </w:p>
     <w:tbl>
@@ -331,12 +331,12 @@
         <w:pStyle w:val="Heading2"/>
       </w:pPr>
       <w:r>
-        <w:t>Programme Overview</w:t>
+        <w:t>Program Overview</w:t>
       </w:r>
     </w:p>
     <w:p>
       <w:r>
-        <w:t>Chief people officers now sit with numbers on the table and regulators on the phone, and most reached the seat through instinct and experience rather than formal preparation. This Executive MBA supplies the preparation. The executive core covers strategy, finance, and operations, then the specialisation goes where modern HR leadership actually lives: international human resource management across the jurisdictions a Gulf workforce spans, and human resource analytics, the discipline that turned people decisions into defensible ones.</w:t>
+        <w:t>Chief people officers now sit with numbers on the table and regulators on the phone, and most reached the seat through instinct and experience rather than formal preparation. This Executive MBA supplies the preparation. The executive core covers strategy, finance, and operations, then the specialization goes where modern HR leadership actually lives: international human resource management across the jurisdictions a Gulf workforce spans, and human resource analytics, the discipline that turned people decisions into defensible ones.</w:t>
       </w:r>
     </w:p>
     <w:p>
@@ -349,7 +349,7 @@
         <w:pStyle w:val="Heading2"/>
       </w:pPr>
       <w:r>
-        <w:t>Why Choose This Programme</w:t>
+        <w:t>Why Choose This Program</w:t>
       </w:r>
     </w:p>
     <w:p>
@@ -362,7 +362,7 @@
     </w:p>
     <w:p>
       <w:r>
-        <w:t>Human resource analytics is a named module of the specialisation, which is where the function's credibility now comes from.</w:t>
+        <w:t>Human resource analytics is a named module of the specialization, which is where the function's credibility now comes from.</w:t>
       </w:r>
     </w:p>
     <w:p>
@@ -383,12 +383,12 @@
         <w:rPr>
           <w:b/>
         </w:rPr>
-        <w:t>Eighteen months at the outside</w:t>
+        <w:t>18 months at the outside</w:t>
       </w:r>
     </w:p>
     <w:p>
       <w:r>
-        <w:t>People leaders do not get sabbaticals. Twelve to eighteen months, executive-scheduled, is the realistic version.</w:t>
+        <w:t>People leaders do not get sabbaticals. 12 to 18 months, executive-scheduled, is the realistic version.</w:t>
       </w:r>
     </w:p>
     <w:p>
@@ -401,7 +401,7 @@
     </w:p>
     <w:p>
       <w:r>
-        <w:t>Point the final investigation at a live question from your organisation and finish with a plan your board can act on.</w:t>
+        <w:t>Point the final investigation at a live question from your organization and finish with a plan your board can act on.</w:t>
       </w:r>
     </w:p>
     <w:p>
@@ -409,12 +409,12 @@
         <w:rPr>
           <w:b/>
         </w:rPr>
-        <w:t>Instalments in dirhams</w:t>
+        <w:t>Installments in dirhams</w:t>
       </w:r>
     </w:p>
     <w:p>
       <w:r>
-        <w:t>Monthly AED payments, interest-free, agreed in writing before the programme starts.</w:t>
+        <w:t>Monthly AED payments, interest-free, agreed in writing before the program starts.</w:t>
       </w:r>
     </w:p>
     <w:p>
@@ -478,7 +478,7 @@
         <w:pStyle w:val="ListNumber"/>
       </w:pPr>
       <w:r>
-        <w:t>Run Emiratisation and regulatory programmes as strategic assets rather than compliance chores</w:t>
+        <w:t>Run Emiratisation and regulatory programs as strategic assets rather than compliance chores</w:t>
       </w:r>
     </w:p>
     <w:p>
@@ -606,7 +606,7 @@
         <w:pStyle w:val="Heading2"/>
       </w:pPr>
       <w:r>
-        <w:t>Programme Structure</w:t>
+        <w:t>Program Structure</w:t>
       </w:r>
     </w:p>
     <w:p>
@@ -616,7 +616,7 @@
     </w:p>
     <w:p>
       <w:r>
-        <w:t>Three movements: the executive core, the human resources specialisation, and the graduate research project.</w:t>
+        <w:t>Three movements: the executive core, the human resources specialization, and the graduate research project.</w:t>
       </w:r>
     </w:p>
     <w:p>
@@ -658,7 +658,7 @@
         <w:spacing w:before="200"/>
       </w:pPr>
       <w:r>
-        <w:t>Stage 2 · Human resources specialisation</w:t>
+        <w:t>Stage 2 · Human resources specialization</w:t>
       </w:r>
     </w:p>
     <w:p>
@@ -699,7 +699,7 @@
         <w:pStyle w:val="ListBullet"/>
       </w:pPr>
       <w:r>
-        <w:t>A supervised investigation of a people leadership question, often drawn from the participant's own organisation</w:t>
+        <w:t>A supervised investigation of a people leadership question, often drawn from the participant's own organization</w:t>
       </w:r>
     </w:p>
     <w:p>
@@ -745,7 +745,7 @@
               <w:rPr>
                 <w:sz w:val="20"/>
               </w:rPr>
-              <w:t>One success coach from enrolment to graduation</w:t>
+              <w:t>One success coach from enrollment to graduation</w:t>
             </w:r>
           </w:p>
         </w:tc>
@@ -819,7 +819,7 @@
                 <w:b/>
                 <w:sz w:val="20"/>
               </w:rPr>
-              <w:t>Affordable instalments</w:t>
+              <w:t>Affordable installments</w:t>
             </w:r>
           </w:p>
         </w:tc>
@@ -890,7 +890,7 @@
               <w:rPr>
                 <w:sz w:val="20"/>
               </w:rPr>
-              <w:t>Enrolment done with you, one step at a time</w:t>
+              <w:t>Enrollment done with you, one step at a time</w:t>
             </w:r>
           </w:p>
         </w:tc>
@@ -953,7 +953,7 @@
     </w:p>
     <w:p>
       <w:r>
-        <w:t>Workforce planning now answers to dashboards and boards. The specialisation's analytics module matches how Gulf CHROs are being evaluated.</w:t>
+        <w:t>Workforce planning now answers to dashboards and boards. The specialization's analytics module matches how Gulf CHROs are being evaluated.</w:t>
       </w:r>
     </w:p>
     <w:p>
@@ -961,7 +961,7 @@
         <w:rPr>
           <w:b/>
         </w:rPr>
-        <w:t>Eighteen months suits the HR calendar</w:t>
+        <w:t>18 months suits the HR calendar</w:t>
       </w:r>
     </w:p>
     <w:p>
@@ -979,7 +979,7 @@
     </w:p>
     <w:p>
       <w:r>
-        <w:t>Finish on a live question from your own organisation and graduate with a document your leadership has already seen.</w:t>
+        <w:t>Finish on a live question from your own organization and graduate with a document your leadership has already seen.</w:t>
       </w:r>
     </w:p>
     <w:p>
@@ -1070,7 +1070,7 @@
                 <w:b/>
                 <w:sz w:val="20"/>
               </w:rPr>
-              <w:t>Monthly Instalments</w:t>
+              <w:t>Monthly Installments</w:t>
             </w:r>
           </w:p>
         </w:tc>
@@ -1155,7 +1155,7 @@
         <w:t xml:space="preserve">Request the fee structure: </w:t>
       </w:r>
       <w:r>
-        <w:t>Fees depend on the intake and your admission profile, so no fixed figure sits here. Admissions sends the personal breakdown in writing, free and without obligation. Across our Master's programmes, totals usually land between AED 16,000 and 40,000.</w:t>
+        <w:t>Fees depend on the intake and your admission profile, so no fixed figure sits here. Admissions sends the personal breakdown in writing, free and without obligation. Across our Master's programs, totals usually land between AED 16,000 and 40,000.</w:t>
       </w:r>
     </w:p>
     <w:sectPr>
